--- a/The Modeling Academy Website/Documentation/ST10517860_WEDE5020_Content Research and Sourcing.docx
+++ b/The Modeling Academy Website/Documentation/ST10517860_WEDE5020_Content Research and Sourcing.docx
@@ -735,23 +735,7 @@
         <w:pStyle w:val="NormalWeb"/>
       </w:pPr>
       <w:r>
-        <w:t xml:space="preserve">Some modelling images used on The Modeling Academy website were generated using </w:t>
-      </w:r>
-      <w:proofErr w:type="spellStart"/>
-      <w:r>
-        <w:t>ChatGPT</w:t>
-      </w:r>
-      <w:proofErr w:type="spellEnd"/>
-      <w:r>
-        <w:t xml:space="preserve"> (</w:t>
-      </w:r>
-      <w:proofErr w:type="spellStart"/>
-      <w:r>
-        <w:t>OpenAI</w:t>
-      </w:r>
-      <w:proofErr w:type="spellEnd"/>
-      <w:r>
-        <w:t>, 2026). These images were created for educational and design purposes as part of the WEDE5020 project.</w:t>
+        <w:t>Some modelling images used on The Modeling Academy website were generated using ChatGPT (OpenAI, 2026). These images were created for educational and design purposes as part of the WEDE5020 project.</w:t>
       </w:r>
     </w:p>
     <w:p>
@@ -1383,15 +1367,13 @@
         <w:spacing w:after="0" w:line="240" w:lineRule="auto"/>
         <w:rPr>
           <w:rFonts w:ascii="Times New Roman" w:eastAsia="Times New Roman" w:hAnsi="Times New Roman" w:cs="Times New Roman"/>
-          <w:b/>
-          <w:sz w:val="28"/>
-          <w:szCs w:val="28"/>
-        </w:rPr>
-      </w:pPr>
-      <w:r>
-        <w:rPr>
-          <w:rFonts w:ascii="Times New Roman" w:eastAsia="Times New Roman" w:hAnsi="Times New Roman" w:cs="Times New Roman"/>
-          <w:b/>
+          <w:sz w:val="28"/>
+          <w:szCs w:val="28"/>
+        </w:rPr>
+      </w:pPr>
+      <w:r>
+        <w:rPr>
+          <w:rFonts w:ascii="Times New Roman" w:eastAsia="Times New Roman" w:hAnsi="Times New Roman" w:cs="Times New Roman"/>
           <w:sz w:val="28"/>
           <w:szCs w:val="28"/>
         </w:rPr>
@@ -1612,6 +1594,177 @@
     <w:p>
       <w:pPr>
         <w:pStyle w:val="ListParagraph"/>
+        <w:numPr>
+          <w:ilvl w:val="0"/>
+          <w:numId w:val="5"/>
+        </w:numPr>
+        <w:tabs>
+          <w:tab w:val="left" w:pos="916"/>
+          <w:tab w:val="left" w:pos="1832"/>
+          <w:tab w:val="left" w:pos="2748"/>
+          <w:tab w:val="left" w:pos="3664"/>
+          <w:tab w:val="left" w:pos="4580"/>
+          <w:tab w:val="left" w:pos="5496"/>
+          <w:tab w:val="left" w:pos="6412"/>
+          <w:tab w:val="left" w:pos="7328"/>
+          <w:tab w:val="left" w:pos="8244"/>
+          <w:tab w:val="left" w:pos="9160"/>
+          <w:tab w:val="left" w:pos="10076"/>
+          <w:tab w:val="left" w:pos="10992"/>
+          <w:tab w:val="left" w:pos="11908"/>
+          <w:tab w:val="left" w:pos="12824"/>
+          <w:tab w:val="left" w:pos="13740"/>
+          <w:tab w:val="left" w:pos="14656"/>
+        </w:tabs>
+        <w:spacing w:after="0" w:line="240" w:lineRule="auto"/>
+        <w:rPr>
+          <w:rFonts w:ascii="Times New Roman" w:eastAsia="Times New Roman" w:hAnsi="Times New Roman" w:cs="Times New Roman"/>
+          <w:b/>
+          <w:sz w:val="28"/>
+          <w:szCs w:val="28"/>
+        </w:rPr>
+      </w:pPr>
+      <w:r>
+        <w:rPr>
+          <w:rFonts w:ascii="Times New Roman" w:eastAsia="Times New Roman" w:hAnsi="Times New Roman" w:cs="Times New Roman"/>
+          <w:b/>
+          <w:sz w:val="28"/>
+          <w:szCs w:val="28"/>
+        </w:rPr>
+        <w:t>Documentation</w:t>
+      </w:r>
+    </w:p>
+    <w:p>
+      <w:pPr>
+        <w:pStyle w:val="ListParagraph"/>
+        <w:numPr>
+          <w:ilvl w:val="0"/>
+          <w:numId w:val="11"/>
+        </w:numPr>
+        <w:tabs>
+          <w:tab w:val="left" w:pos="916"/>
+          <w:tab w:val="left" w:pos="1832"/>
+          <w:tab w:val="left" w:pos="2748"/>
+          <w:tab w:val="left" w:pos="3664"/>
+          <w:tab w:val="left" w:pos="4580"/>
+          <w:tab w:val="left" w:pos="5496"/>
+          <w:tab w:val="left" w:pos="6412"/>
+          <w:tab w:val="left" w:pos="7328"/>
+          <w:tab w:val="left" w:pos="8244"/>
+          <w:tab w:val="left" w:pos="9160"/>
+          <w:tab w:val="left" w:pos="10076"/>
+          <w:tab w:val="left" w:pos="10992"/>
+          <w:tab w:val="left" w:pos="11908"/>
+          <w:tab w:val="left" w:pos="12824"/>
+          <w:tab w:val="left" w:pos="13740"/>
+          <w:tab w:val="left" w:pos="14656"/>
+        </w:tabs>
+        <w:spacing w:after="0" w:line="240" w:lineRule="auto"/>
+        <w:rPr>
+          <w:rFonts w:ascii="Times New Roman" w:eastAsia="Times New Roman" w:hAnsi="Times New Roman" w:cs="Times New Roman"/>
+          <w:b/>
+          <w:sz w:val="28"/>
+          <w:szCs w:val="28"/>
+        </w:rPr>
+      </w:pPr>
+      <w:r>
+        <w:rPr>
+          <w:rFonts w:ascii="Times New Roman" w:eastAsia="Times New Roman" w:hAnsi="Times New Roman" w:cs="Times New Roman"/>
+          <w:sz w:val="28"/>
+          <w:szCs w:val="28"/>
+        </w:rPr>
+        <w:t>Final Proposal</w:t>
+      </w:r>
+    </w:p>
+    <w:p>
+      <w:pPr>
+        <w:pStyle w:val="ListParagraph"/>
+        <w:numPr>
+          <w:ilvl w:val="0"/>
+          <w:numId w:val="11"/>
+        </w:numPr>
+        <w:tabs>
+          <w:tab w:val="left" w:pos="916"/>
+          <w:tab w:val="left" w:pos="1832"/>
+          <w:tab w:val="left" w:pos="2748"/>
+          <w:tab w:val="left" w:pos="3664"/>
+          <w:tab w:val="left" w:pos="4580"/>
+          <w:tab w:val="left" w:pos="5496"/>
+          <w:tab w:val="left" w:pos="6412"/>
+          <w:tab w:val="left" w:pos="7328"/>
+          <w:tab w:val="left" w:pos="8244"/>
+          <w:tab w:val="left" w:pos="9160"/>
+          <w:tab w:val="left" w:pos="10076"/>
+          <w:tab w:val="left" w:pos="10992"/>
+          <w:tab w:val="left" w:pos="11908"/>
+          <w:tab w:val="left" w:pos="12824"/>
+          <w:tab w:val="left" w:pos="13740"/>
+          <w:tab w:val="left" w:pos="14656"/>
+        </w:tabs>
+        <w:spacing w:after="0" w:line="240" w:lineRule="auto"/>
+        <w:rPr>
+          <w:rFonts w:ascii="Times New Roman" w:eastAsia="Times New Roman" w:hAnsi="Times New Roman" w:cs="Times New Roman"/>
+          <w:b/>
+          <w:sz w:val="28"/>
+          <w:szCs w:val="28"/>
+        </w:rPr>
+      </w:pPr>
+      <w:r>
+        <w:rPr>
+          <w:rFonts w:ascii="Times New Roman" w:eastAsia="Times New Roman" w:hAnsi="Times New Roman" w:cs="Times New Roman"/>
+          <w:sz w:val="28"/>
+          <w:szCs w:val="28"/>
+        </w:rPr>
+        <w:t>Content Research and Sourcing</w:t>
+      </w:r>
+    </w:p>
+    <w:p>
+      <w:pPr>
+        <w:pStyle w:val="ListParagraph"/>
+        <w:numPr>
+          <w:ilvl w:val="0"/>
+          <w:numId w:val="11"/>
+        </w:numPr>
+        <w:tabs>
+          <w:tab w:val="left" w:pos="916"/>
+          <w:tab w:val="left" w:pos="1832"/>
+          <w:tab w:val="left" w:pos="2748"/>
+          <w:tab w:val="left" w:pos="3664"/>
+          <w:tab w:val="left" w:pos="4580"/>
+          <w:tab w:val="left" w:pos="5496"/>
+          <w:tab w:val="left" w:pos="6412"/>
+          <w:tab w:val="left" w:pos="7328"/>
+          <w:tab w:val="left" w:pos="8244"/>
+          <w:tab w:val="left" w:pos="9160"/>
+          <w:tab w:val="left" w:pos="10076"/>
+          <w:tab w:val="left" w:pos="10992"/>
+          <w:tab w:val="left" w:pos="11908"/>
+          <w:tab w:val="left" w:pos="12824"/>
+          <w:tab w:val="left" w:pos="13740"/>
+          <w:tab w:val="left" w:pos="14656"/>
+        </w:tabs>
+        <w:spacing w:after="0" w:line="240" w:lineRule="auto"/>
+        <w:rPr>
+          <w:rFonts w:ascii="Times New Roman" w:eastAsia="Times New Roman" w:hAnsi="Times New Roman" w:cs="Times New Roman"/>
+          <w:b/>
+          <w:sz w:val="28"/>
+          <w:szCs w:val="28"/>
+        </w:rPr>
+      </w:pPr>
+      <w:r>
+        <w:rPr>
+          <w:rFonts w:ascii="Times New Roman" w:eastAsia="Times New Roman" w:hAnsi="Times New Roman" w:cs="Times New Roman"/>
+          <w:sz w:val="28"/>
+          <w:szCs w:val="28"/>
+        </w:rPr>
+        <w:t>Web Structure and Planning</w:t>
+      </w:r>
+      <w:bookmarkStart w:id="0" w:name="_GoBack"/>
+      <w:bookmarkEnd w:id="0"/>
+    </w:p>
+    <w:p>
+      <w:pPr>
+        <w:pStyle w:val="ListParagraph"/>
         <w:tabs>
           <w:tab w:val="left" w:pos="916"/>
           <w:tab w:val="left" w:pos="1832"/>
@@ -2007,46 +2160,8 @@
                 <w:sz w:val="28"/>
                 <w:szCs w:val="28"/>
               </w:rPr>
-              <w:t xml:space="preserve"> using </w:t>
+              <w:t xml:space="preserve"> using ChatGPT(OpenAI, 2026)</w:t>
             </w:r>
-            <w:proofErr w:type="spellStart"/>
-            <w:r>
-              <w:rPr>
-                <w:rFonts w:ascii="Times New Roman" w:eastAsia="Times New Roman" w:hAnsi="Times New Roman" w:cs="Times New Roman"/>
-                <w:sz w:val="28"/>
-                <w:szCs w:val="28"/>
-              </w:rPr>
-              <w:t>ChatGPT</w:t>
-            </w:r>
-            <w:proofErr w:type="spellEnd"/>
-            <w:r>
-              <w:rPr>
-                <w:rFonts w:ascii="Times New Roman" w:eastAsia="Times New Roman" w:hAnsi="Times New Roman" w:cs="Times New Roman"/>
-                <w:sz w:val="28"/>
-                <w:szCs w:val="28"/>
-              </w:rPr>
-              <w:t>(</w:t>
-            </w:r>
-            <w:proofErr w:type="spellStart"/>
-            <w:r>
-              <w:rPr>
-                <w:rFonts w:ascii="Times New Roman" w:eastAsia="Times New Roman" w:hAnsi="Times New Roman" w:cs="Times New Roman"/>
-                <w:sz w:val="28"/>
-                <w:szCs w:val="28"/>
-              </w:rPr>
-              <w:t>OpenAI</w:t>
-            </w:r>
-            <w:proofErr w:type="spellEnd"/>
-            <w:r>
-              <w:rPr>
-                <w:rFonts w:ascii="Times New Roman" w:eastAsia="Times New Roman" w:hAnsi="Times New Roman" w:cs="Times New Roman"/>
-                <w:sz w:val="28"/>
-                <w:szCs w:val="28"/>
-              </w:rPr>
-              <w:t>, 2026)</w:t>
-            </w:r>
-            <w:bookmarkStart w:id="0" w:name="_GoBack"/>
-            <w:bookmarkEnd w:id="0"/>
           </w:p>
         </w:tc>
       </w:tr>
@@ -2345,23 +2460,13 @@
           <w:szCs w:val="28"/>
         </w:rPr>
       </w:pPr>
-      <w:proofErr w:type="spellStart"/>
-      <w:r>
-        <w:rPr>
-          <w:sz w:val="28"/>
-          <w:szCs w:val="28"/>
-        </w:rPr>
-        <w:t>OpenAI</w:t>
-      </w:r>
-      <w:proofErr w:type="spellEnd"/>
-      <w:r>
-        <w:rPr>
-          <w:sz w:val="28"/>
-          <w:szCs w:val="28"/>
-        </w:rPr>
-        <w:t xml:space="preserve">. 2026. </w:t>
-      </w:r>
-      <w:proofErr w:type="spellStart"/>
+      <w:r>
+        <w:rPr>
+          <w:sz w:val="28"/>
+          <w:szCs w:val="28"/>
+        </w:rPr>
+        <w:t xml:space="preserve">OpenAI. 2026. </w:t>
+      </w:r>
       <w:r>
         <w:rPr>
           <w:rStyle w:val="Emphasis"/>
@@ -2370,29 +2475,12 @@
         </w:rPr>
         <w:t>ChatGPT</w:t>
       </w:r>
-      <w:proofErr w:type="spellEnd"/>
-      <w:r>
-        <w:rPr>
-          <w:sz w:val="28"/>
-          <w:szCs w:val="28"/>
-        </w:rPr>
-        <w:t xml:space="preserve">. AI-generated images created using </w:t>
-      </w:r>
-      <w:proofErr w:type="spellStart"/>
-      <w:r>
-        <w:rPr>
-          <w:sz w:val="28"/>
-          <w:szCs w:val="28"/>
-        </w:rPr>
-        <w:t>ChatGPT</w:t>
-      </w:r>
-      <w:proofErr w:type="spellEnd"/>
-      <w:r>
-        <w:rPr>
-          <w:sz w:val="28"/>
-          <w:szCs w:val="28"/>
-        </w:rPr>
-        <w:t xml:space="preserve"> for The Modeling Academy website. (Accessed: 1 August 2026).</w:t>
+      <w:r>
+        <w:rPr>
+          <w:sz w:val="28"/>
+          <w:szCs w:val="28"/>
+        </w:rPr>
+        <w:t>. AI-generated images created using ChatGPT for The Modeling Academy website. (Accessed: 1 August 2026).</w:t>
       </w:r>
     </w:p>
     <w:p>
@@ -2428,9 +2516,235 @@
 <file path=word/numbering.xml><?xml version="1.0" encoding="utf-8"?>
 <w:numbering xmlns:wpc="http://schemas.microsoft.com/office/word/2010/wordprocessingCanvas" xmlns:cx="http://schemas.microsoft.com/office/drawing/2014/chartex" xmlns:mc="http://schemas.openxmlformats.org/markup-compatibility/2006" xmlns:o="urn:schemas-microsoft-com:office:office" xmlns:r="http://schemas.openxmlformats.org/officeDocument/2006/relationships" xmlns:m="http://schemas.openxmlformats.org/officeDocument/2006/math" xmlns:v="urn:schemas-microsoft-com:vml" xmlns:wp14="http://schemas.microsoft.com/office/word/2010/wordprocessingDrawing" xmlns:wp="http://schemas.openxmlformats.org/drawingml/2006/wordprocessingDrawing" xmlns:w10="urn:schemas-microsoft-com:office:word" xmlns:w="http://schemas.openxmlformats.org/wordprocessingml/2006/main" xmlns:w14="http://schemas.microsoft.com/office/word/2010/wordml" xmlns:w15="http://schemas.microsoft.com/office/word/2012/wordml" xmlns:w16se="http://schemas.microsoft.com/office/word/2015/wordml/symex" xmlns:wpg="http://schemas.microsoft.com/office/word/2010/wordprocessingGroup" xmlns:wpi="http://schemas.microsoft.com/office/word/2010/wordprocessingInk" xmlns:wne="http://schemas.microsoft.com/office/word/2006/wordml" xmlns:wps="http://schemas.microsoft.com/office/word/2010/wordprocessingShape" mc:Ignorable="w14 w15 w16se wp14">
   <w:abstractNum w:abstractNumId="0" w15:restartNumberingAfterBreak="0">
+    <w:nsid w:val="0104216C"/>
+    <w:multiLevelType w:val="hybridMultilevel"/>
+    <w:tmpl w:val="B61C0630"/>
+    <w:lvl w:ilvl="0" w:tplc="E140EF84">
+      <w:start w:val="1"/>
+      <w:numFmt w:val="bullet"/>
+      <w:lvlText w:val=""/>
+      <w:lvlJc w:val="left"/>
+      <w:pPr>
+        <w:ind w:left="2160" w:hanging="360"/>
+      </w:pPr>
+      <w:rPr>
+        <w:rFonts w:ascii="Symbol" w:hAnsi="Symbol" w:hint="default"/>
+      </w:rPr>
+    </w:lvl>
+    <w:lvl w:ilvl="1" w:tplc="04090003" w:tentative="1">
+      <w:start w:val="1"/>
+      <w:numFmt w:val="bullet"/>
+      <w:lvlText w:val="o"/>
+      <w:lvlJc w:val="left"/>
+      <w:pPr>
+        <w:ind w:left="2880" w:hanging="360"/>
+      </w:pPr>
+      <w:rPr>
+        <w:rFonts w:ascii="Courier New" w:hAnsi="Courier New" w:cs="Courier New" w:hint="default"/>
+      </w:rPr>
+    </w:lvl>
+    <w:lvl w:ilvl="2" w:tplc="04090005" w:tentative="1">
+      <w:start w:val="1"/>
+      <w:numFmt w:val="bullet"/>
+      <w:lvlText w:val=""/>
+      <w:lvlJc w:val="left"/>
+      <w:pPr>
+        <w:ind w:left="3600" w:hanging="360"/>
+      </w:pPr>
+      <w:rPr>
+        <w:rFonts w:ascii="Wingdings" w:hAnsi="Wingdings" w:hint="default"/>
+      </w:rPr>
+    </w:lvl>
+    <w:lvl w:ilvl="3" w:tplc="04090001" w:tentative="1">
+      <w:start w:val="1"/>
+      <w:numFmt w:val="bullet"/>
+      <w:lvlText w:val=""/>
+      <w:lvlJc w:val="left"/>
+      <w:pPr>
+        <w:ind w:left="4320" w:hanging="360"/>
+      </w:pPr>
+      <w:rPr>
+        <w:rFonts w:ascii="Symbol" w:hAnsi="Symbol" w:hint="default"/>
+      </w:rPr>
+    </w:lvl>
+    <w:lvl w:ilvl="4" w:tplc="04090003" w:tentative="1">
+      <w:start w:val="1"/>
+      <w:numFmt w:val="bullet"/>
+      <w:lvlText w:val="o"/>
+      <w:lvlJc w:val="left"/>
+      <w:pPr>
+        <w:ind w:left="5040" w:hanging="360"/>
+      </w:pPr>
+      <w:rPr>
+        <w:rFonts w:ascii="Courier New" w:hAnsi="Courier New" w:cs="Courier New" w:hint="default"/>
+      </w:rPr>
+    </w:lvl>
+    <w:lvl w:ilvl="5" w:tplc="04090005" w:tentative="1">
+      <w:start w:val="1"/>
+      <w:numFmt w:val="bullet"/>
+      <w:lvlText w:val=""/>
+      <w:lvlJc w:val="left"/>
+      <w:pPr>
+        <w:ind w:left="5760" w:hanging="360"/>
+      </w:pPr>
+      <w:rPr>
+        <w:rFonts w:ascii="Wingdings" w:hAnsi="Wingdings" w:hint="default"/>
+      </w:rPr>
+    </w:lvl>
+    <w:lvl w:ilvl="6" w:tplc="04090001" w:tentative="1">
+      <w:start w:val="1"/>
+      <w:numFmt w:val="bullet"/>
+      <w:lvlText w:val=""/>
+      <w:lvlJc w:val="left"/>
+      <w:pPr>
+        <w:ind w:left="6480" w:hanging="360"/>
+      </w:pPr>
+      <w:rPr>
+        <w:rFonts w:ascii="Symbol" w:hAnsi="Symbol" w:hint="default"/>
+      </w:rPr>
+    </w:lvl>
+    <w:lvl w:ilvl="7" w:tplc="04090003" w:tentative="1">
+      <w:start w:val="1"/>
+      <w:numFmt w:val="bullet"/>
+      <w:lvlText w:val="o"/>
+      <w:lvlJc w:val="left"/>
+      <w:pPr>
+        <w:ind w:left="7200" w:hanging="360"/>
+      </w:pPr>
+      <w:rPr>
+        <w:rFonts w:ascii="Courier New" w:hAnsi="Courier New" w:cs="Courier New" w:hint="default"/>
+      </w:rPr>
+    </w:lvl>
+    <w:lvl w:ilvl="8" w:tplc="04090005" w:tentative="1">
+      <w:start w:val="1"/>
+      <w:numFmt w:val="bullet"/>
+      <w:lvlText w:val=""/>
+      <w:lvlJc w:val="left"/>
+      <w:pPr>
+        <w:ind w:left="7920" w:hanging="360"/>
+      </w:pPr>
+      <w:rPr>
+        <w:rFonts w:ascii="Wingdings" w:hAnsi="Wingdings" w:hint="default"/>
+      </w:rPr>
+    </w:lvl>
+  </w:abstractNum>
+  <w:abstractNum w:abstractNumId="1" w15:restartNumberingAfterBreak="0">
+    <w:nsid w:val="04CF31D4"/>
+    <w:multiLevelType w:val="hybridMultilevel"/>
+    <w:tmpl w:val="9B720674"/>
+    <w:lvl w:ilvl="0" w:tplc="E140EF84">
+      <w:start w:val="1"/>
+      <w:numFmt w:val="bullet"/>
+      <w:lvlText w:val=""/>
+      <w:lvlJc w:val="left"/>
+      <w:pPr>
+        <w:ind w:left="720" w:hanging="360"/>
+      </w:pPr>
+      <w:rPr>
+        <w:rFonts w:ascii="Symbol" w:hAnsi="Symbol" w:hint="default"/>
+      </w:rPr>
+    </w:lvl>
+    <w:lvl w:ilvl="1" w:tplc="04090003" w:tentative="1">
+      <w:start w:val="1"/>
+      <w:numFmt w:val="bullet"/>
+      <w:lvlText w:val="o"/>
+      <w:lvlJc w:val="left"/>
+      <w:pPr>
+        <w:ind w:left="1440" w:hanging="360"/>
+      </w:pPr>
+      <w:rPr>
+        <w:rFonts w:ascii="Courier New" w:hAnsi="Courier New" w:cs="Courier New" w:hint="default"/>
+      </w:rPr>
+    </w:lvl>
+    <w:lvl w:ilvl="2" w:tplc="04090005" w:tentative="1">
+      <w:start w:val="1"/>
+      <w:numFmt w:val="bullet"/>
+      <w:lvlText w:val=""/>
+      <w:lvlJc w:val="left"/>
+      <w:pPr>
+        <w:ind w:left="2160" w:hanging="360"/>
+      </w:pPr>
+      <w:rPr>
+        <w:rFonts w:ascii="Wingdings" w:hAnsi="Wingdings" w:hint="default"/>
+      </w:rPr>
+    </w:lvl>
+    <w:lvl w:ilvl="3" w:tplc="04090001" w:tentative="1">
+      <w:start w:val="1"/>
+      <w:numFmt w:val="bullet"/>
+      <w:lvlText w:val=""/>
+      <w:lvlJc w:val="left"/>
+      <w:pPr>
+        <w:ind w:left="2880" w:hanging="360"/>
+      </w:pPr>
+      <w:rPr>
+        <w:rFonts w:ascii="Symbol" w:hAnsi="Symbol" w:hint="default"/>
+      </w:rPr>
+    </w:lvl>
+    <w:lvl w:ilvl="4" w:tplc="04090003" w:tentative="1">
+      <w:start w:val="1"/>
+      <w:numFmt w:val="bullet"/>
+      <w:lvlText w:val="o"/>
+      <w:lvlJc w:val="left"/>
+      <w:pPr>
+        <w:ind w:left="3600" w:hanging="360"/>
+      </w:pPr>
+      <w:rPr>
+        <w:rFonts w:ascii="Courier New" w:hAnsi="Courier New" w:cs="Courier New" w:hint="default"/>
+      </w:rPr>
+    </w:lvl>
+    <w:lvl w:ilvl="5" w:tplc="04090005" w:tentative="1">
+      <w:start w:val="1"/>
+      <w:numFmt w:val="bullet"/>
+      <w:lvlText w:val=""/>
+      <w:lvlJc w:val="left"/>
+      <w:pPr>
+        <w:ind w:left="4320" w:hanging="360"/>
+      </w:pPr>
+      <w:rPr>
+        <w:rFonts w:ascii="Wingdings" w:hAnsi="Wingdings" w:hint="default"/>
+      </w:rPr>
+    </w:lvl>
+    <w:lvl w:ilvl="6" w:tplc="04090001" w:tentative="1">
+      <w:start w:val="1"/>
+      <w:numFmt w:val="bullet"/>
+      <w:lvlText w:val=""/>
+      <w:lvlJc w:val="left"/>
+      <w:pPr>
+        <w:ind w:left="5040" w:hanging="360"/>
+      </w:pPr>
+      <w:rPr>
+        <w:rFonts w:ascii="Symbol" w:hAnsi="Symbol" w:hint="default"/>
+      </w:rPr>
+    </w:lvl>
+    <w:lvl w:ilvl="7" w:tplc="04090003" w:tentative="1">
+      <w:start w:val="1"/>
+      <w:numFmt w:val="bullet"/>
+      <w:lvlText w:val="o"/>
+      <w:lvlJc w:val="left"/>
+      <w:pPr>
+        <w:ind w:left="5760" w:hanging="360"/>
+      </w:pPr>
+      <w:rPr>
+        <w:rFonts w:ascii="Courier New" w:hAnsi="Courier New" w:cs="Courier New" w:hint="default"/>
+      </w:rPr>
+    </w:lvl>
+    <w:lvl w:ilvl="8" w:tplc="04090005" w:tentative="1">
+      <w:start w:val="1"/>
+      <w:numFmt w:val="bullet"/>
+      <w:lvlText w:val=""/>
+      <w:lvlJc w:val="left"/>
+      <w:pPr>
+        <w:ind w:left="6480" w:hanging="360"/>
+      </w:pPr>
+      <w:rPr>
+        <w:rFonts w:ascii="Wingdings" w:hAnsi="Wingdings" w:hint="default"/>
+      </w:rPr>
+    </w:lvl>
+  </w:abstractNum>
+  <w:abstractNum w:abstractNumId="2" w15:restartNumberingAfterBreak="0">
     <w:nsid w:val="08625525"/>
     <w:multiLevelType w:val="hybridMultilevel"/>
-    <w:tmpl w:val="275E9428"/>
+    <w:tmpl w:val="A9385A6C"/>
     <w:lvl w:ilvl="0" w:tplc="0409000F">
       <w:start w:val="1"/>
       <w:numFmt w:val="decimal"/>
@@ -2516,7 +2830,7 @@
       </w:pPr>
     </w:lvl>
   </w:abstractNum>
-  <w:abstractNum w:abstractNumId="1" w15:restartNumberingAfterBreak="0">
+  <w:abstractNum w:abstractNumId="3" w15:restartNumberingAfterBreak="0">
     <w:nsid w:val="0A2A1BC2"/>
     <w:multiLevelType w:val="hybridMultilevel"/>
     <w:tmpl w:val="DD7A2EBE"/>
@@ -2629,7 +2943,7 @@
       </w:rPr>
     </w:lvl>
   </w:abstractNum>
-  <w:abstractNum w:abstractNumId="2" w15:restartNumberingAfterBreak="0">
+  <w:abstractNum w:abstractNumId="4" w15:restartNumberingAfterBreak="0">
     <w:nsid w:val="0FD5062C"/>
     <w:multiLevelType w:val="multilevel"/>
     <w:tmpl w:val="F2FA0F0C"/>
@@ -2778,7 +3092,7 @@
       </w:rPr>
     </w:lvl>
   </w:abstractNum>
-  <w:abstractNum w:abstractNumId="3" w15:restartNumberingAfterBreak="0">
+  <w:abstractNum w:abstractNumId="5" w15:restartNumberingAfterBreak="0">
     <w:nsid w:val="29F67A41"/>
     <w:multiLevelType w:val="hybridMultilevel"/>
     <w:tmpl w:val="53065FB6"/>
@@ -2891,7 +3205,120 @@
       </w:rPr>
     </w:lvl>
   </w:abstractNum>
-  <w:abstractNum w:abstractNumId="4" w15:restartNumberingAfterBreak="0">
+  <w:abstractNum w:abstractNumId="6" w15:restartNumberingAfterBreak="0">
+    <w:nsid w:val="2ADD2640"/>
+    <w:multiLevelType w:val="hybridMultilevel"/>
+    <w:tmpl w:val="578E5202"/>
+    <w:lvl w:ilvl="0" w:tplc="04090001">
+      <w:start w:val="1"/>
+      <w:numFmt w:val="bullet"/>
+      <w:lvlText w:val=""/>
+      <w:lvlJc w:val="left"/>
+      <w:pPr>
+        <w:ind w:left="1440" w:hanging="360"/>
+      </w:pPr>
+      <w:rPr>
+        <w:rFonts w:ascii="Symbol" w:hAnsi="Symbol" w:hint="default"/>
+      </w:rPr>
+    </w:lvl>
+    <w:lvl w:ilvl="1" w:tplc="04090003" w:tentative="1">
+      <w:start w:val="1"/>
+      <w:numFmt w:val="bullet"/>
+      <w:lvlText w:val="o"/>
+      <w:lvlJc w:val="left"/>
+      <w:pPr>
+        <w:ind w:left="2160" w:hanging="360"/>
+      </w:pPr>
+      <w:rPr>
+        <w:rFonts w:ascii="Courier New" w:hAnsi="Courier New" w:cs="Courier New" w:hint="default"/>
+      </w:rPr>
+    </w:lvl>
+    <w:lvl w:ilvl="2" w:tplc="04090005" w:tentative="1">
+      <w:start w:val="1"/>
+      <w:numFmt w:val="bullet"/>
+      <w:lvlText w:val=""/>
+      <w:lvlJc w:val="left"/>
+      <w:pPr>
+        <w:ind w:left="2880" w:hanging="360"/>
+      </w:pPr>
+      <w:rPr>
+        <w:rFonts w:ascii="Wingdings" w:hAnsi="Wingdings" w:hint="default"/>
+      </w:rPr>
+    </w:lvl>
+    <w:lvl w:ilvl="3" w:tplc="04090001" w:tentative="1">
+      <w:start w:val="1"/>
+      <w:numFmt w:val="bullet"/>
+      <w:lvlText w:val=""/>
+      <w:lvlJc w:val="left"/>
+      <w:pPr>
+        <w:ind w:left="3600" w:hanging="360"/>
+      </w:pPr>
+      <w:rPr>
+        <w:rFonts w:ascii="Symbol" w:hAnsi="Symbol" w:hint="default"/>
+      </w:rPr>
+    </w:lvl>
+    <w:lvl w:ilvl="4" w:tplc="04090003" w:tentative="1">
+      <w:start w:val="1"/>
+      <w:numFmt w:val="bullet"/>
+      <w:lvlText w:val="o"/>
+      <w:lvlJc w:val="left"/>
+      <w:pPr>
+        <w:ind w:left="4320" w:hanging="360"/>
+      </w:pPr>
+      <w:rPr>
+        <w:rFonts w:ascii="Courier New" w:hAnsi="Courier New" w:cs="Courier New" w:hint="default"/>
+      </w:rPr>
+    </w:lvl>
+    <w:lvl w:ilvl="5" w:tplc="04090005" w:tentative="1">
+      <w:start w:val="1"/>
+      <w:numFmt w:val="bullet"/>
+      <w:lvlText w:val=""/>
+      <w:lvlJc w:val="left"/>
+      <w:pPr>
+        <w:ind w:left="5040" w:hanging="360"/>
+      </w:pPr>
+      <w:rPr>
+        <w:rFonts w:ascii="Wingdings" w:hAnsi="Wingdings" w:hint="default"/>
+      </w:rPr>
+    </w:lvl>
+    <w:lvl w:ilvl="6" w:tplc="04090001" w:tentative="1">
+      <w:start w:val="1"/>
+      <w:numFmt w:val="bullet"/>
+      <w:lvlText w:val=""/>
+      <w:lvlJc w:val="left"/>
+      <w:pPr>
+        <w:ind w:left="5760" w:hanging="360"/>
+      </w:pPr>
+      <w:rPr>
+        <w:rFonts w:ascii="Symbol" w:hAnsi="Symbol" w:hint="default"/>
+      </w:rPr>
+    </w:lvl>
+    <w:lvl w:ilvl="7" w:tplc="04090003" w:tentative="1">
+      <w:start w:val="1"/>
+      <w:numFmt w:val="bullet"/>
+      <w:lvlText w:val="o"/>
+      <w:lvlJc w:val="left"/>
+      <w:pPr>
+        <w:ind w:left="6480" w:hanging="360"/>
+      </w:pPr>
+      <w:rPr>
+        <w:rFonts w:ascii="Courier New" w:hAnsi="Courier New" w:cs="Courier New" w:hint="default"/>
+      </w:rPr>
+    </w:lvl>
+    <w:lvl w:ilvl="8" w:tplc="04090005" w:tentative="1">
+      <w:start w:val="1"/>
+      <w:numFmt w:val="bullet"/>
+      <w:lvlText w:val=""/>
+      <w:lvlJc w:val="left"/>
+      <w:pPr>
+        <w:ind w:left="7200" w:hanging="360"/>
+      </w:pPr>
+      <w:rPr>
+        <w:rFonts w:ascii="Wingdings" w:hAnsi="Wingdings" w:hint="default"/>
+      </w:rPr>
+    </w:lvl>
+  </w:abstractNum>
+  <w:abstractNum w:abstractNumId="7" w15:restartNumberingAfterBreak="0">
     <w:nsid w:val="3AA4785D"/>
     <w:multiLevelType w:val="hybridMultilevel"/>
     <w:tmpl w:val="CF36CEC8"/>
@@ -3004,7 +3431,7 @@
       </w:rPr>
     </w:lvl>
   </w:abstractNum>
-  <w:abstractNum w:abstractNumId="5" w15:restartNumberingAfterBreak="0">
+  <w:abstractNum w:abstractNumId="8" w15:restartNumberingAfterBreak="0">
     <w:nsid w:val="4C9F3868"/>
     <w:multiLevelType w:val="multilevel"/>
     <w:tmpl w:val="6C5EE886"/>
@@ -3153,7 +3580,7 @@
       </w:rPr>
     </w:lvl>
   </w:abstractNum>
-  <w:abstractNum w:abstractNumId="6" w15:restartNumberingAfterBreak="0">
+  <w:abstractNum w:abstractNumId="9" w15:restartNumberingAfterBreak="0">
     <w:nsid w:val="630170B5"/>
     <w:multiLevelType w:val="hybridMultilevel"/>
     <w:tmpl w:val="59126116"/>
@@ -3266,7 +3693,7 @@
       </w:rPr>
     </w:lvl>
   </w:abstractNum>
-  <w:abstractNum w:abstractNumId="7" w15:restartNumberingAfterBreak="0">
+  <w:abstractNum w:abstractNumId="10" w15:restartNumberingAfterBreak="0">
     <w:nsid w:val="66B50643"/>
     <w:multiLevelType w:val="hybridMultilevel"/>
     <w:tmpl w:val="B8366020"/>
@@ -3380,28 +3807,37 @@
     </w:lvl>
   </w:abstractNum>
   <w:num w:numId="1">
+    <w:abstractNumId w:val="8"/>
+  </w:num>
+  <w:num w:numId="2">
+    <w:abstractNumId w:val="10"/>
+  </w:num>
+  <w:num w:numId="3">
+    <w:abstractNumId w:val="9"/>
+  </w:num>
+  <w:num w:numId="4">
     <w:abstractNumId w:val="5"/>
   </w:num>
-  <w:num w:numId="2">
+  <w:num w:numId="5">
+    <w:abstractNumId w:val="2"/>
+  </w:num>
+  <w:num w:numId="6">
+    <w:abstractNumId w:val="3"/>
+  </w:num>
+  <w:num w:numId="7">
     <w:abstractNumId w:val="7"/>
   </w:num>
-  <w:num w:numId="3">
+  <w:num w:numId="8">
+    <w:abstractNumId w:val="4"/>
+  </w:num>
+  <w:num w:numId="9">
     <w:abstractNumId w:val="6"/>
   </w:num>
-  <w:num w:numId="4">
-    <w:abstractNumId w:val="3"/>
-  </w:num>
-  <w:num w:numId="5">
+  <w:num w:numId="10">
     <w:abstractNumId w:val="0"/>
   </w:num>
-  <w:num w:numId="6">
+  <w:num w:numId="11">
     <w:abstractNumId w:val="1"/>
-  </w:num>
-  <w:num w:numId="7">
-    <w:abstractNumId w:val="4"/>
-  </w:num>
-  <w:num w:numId="8">
-    <w:abstractNumId w:val="2"/>
   </w:num>
 </w:numbering>
 </file>
